--- a/output/赴宁波港及宁波经济技术开发区考察交流策划案.docx
+++ b/output/赴宁波港及宁波经济技术开发区考察交流策划案.docx
@@ -63,7 +63,7 @@
           <w:color w:val="1A6B6B"/>
           <w:sz w:val="22"/>
         </w:rPr>
-        <w:t>考察交流 · 投促对接 · 长效合作  ·  V1.0</w:t>
+        <w:t>考察交流 · 投促对接 · 长效合作  ·  V1.1</w:t>
       </w:r>
     </w:p>
     <w:p/>
@@ -185,7 +185,7 @@
           <w:b w:val="0"/>
           <w:sz w:val="23"/>
         </w:rPr>
-        <w:t>宁波港是全球重要枢纽港，宁波经济技术开发区产业基础扎实、开放优势突出，在先进制造、临港产业、新材料、数字经济与科技孵化等方面具备显著吸引力。</w:t>
+        <w:t>宁波舟山港货物吞吐量连续多年位居全球第一、集装箱吞吐量稳居全球前列，穿山、梅山等港区构成世界级枢纽；宁波经济技术开发区（北仑）形成汽车、装备、石化等临港产业与集成电路、新材料、智能制造等新兴产业双重优势。</w:t>
       </w:r>
     </w:p>
     <w:p>
@@ -199,7 +199,7 @@
           <w:b w:val="0"/>
           <w:sz w:val="23"/>
         </w:rPr>
-        <w:t>为深化沪甬产业协同与资源互通，拟组织复旦校友及上海市科技企业家赴宁波港及当地特色企业开展参访与投促交流，推动招商引资、科技孵化、产业导入与资本对接落地。</w:t>
+        <w:t>为深化沪甬产业协同与资源互通，拟组织复旦校友及上海市科技企业家赴宁波港精选点位及当地特色企业开展参访与投促交流，推动招商引资、科技孵化、产业导入与资本对接落地。</w:t>
       </w:r>
     </w:p>
     <w:p>
@@ -227,7 +227,7 @@
           <w:color w:val="222A33"/>
           <w:sz w:val="23"/>
         </w:rPr>
-        <w:t>实地了解宁波港枢纽能力、临港产业生态及开发区招商政策与载体资源。</w:t>
+        <w:t>实地了解宁波港枢纽能力、智慧港口与临港产业生态，以及开发区招商政策与载体资源。</w:t>
       </w:r>
     </w:p>
     <w:p>
@@ -241,7 +241,7 @@
           <w:color w:val="222A33"/>
           <w:sz w:val="23"/>
         </w:rPr>
-        <w:t>组织复旦校友与上海科技企业家与当地特色企业、园区、投促机构面对面交流。</w:t>
+        <w:t>组织复旦校友与上海科技企业家与港口运营方、特色企业、园区、投促机构面对面交流。</w:t>
       </w:r>
     </w:p>
     <w:p>
@@ -255,7 +255,7 @@
           <w:color w:val="222A33"/>
           <w:sz w:val="23"/>
         </w:rPr>
-        <w:t>围绕招商引资、科技孵化、产业导入、PE/VC 与 CVC 投资等议题建立长效合作通道。</w:t>
+        <w:t>围绕招商引资、科技孵化、产业导入、PE/VC 与 CVC 投资等议题建立可跟进的互动链接。</w:t>
       </w:r>
     </w:p>
     <w:p>
@@ -269,7 +269,7 @@
           <w:color w:val="222A33"/>
           <w:sz w:val="23"/>
         </w:rPr>
-        <w:t>形成可跟进的项目线索与合作意向清单，为后续双向走访、专题对接与落地转化奠基。</w:t>
+        <w:t>形成项目线索与合作意向清单，为后续双向走访、专题对接与落地转化奠基。</w:t>
       </w:r>
     </w:p>
     <w:p>
@@ -493,7 +493,7 @@
           <w:color w:val="222A33"/>
           <w:sz w:val="22"/>
         </w:rPr>
-        <w:t>安排宁波港及当地特色企业、孵化器、产业载体参访</w:t>
+        <w:t>协助对接宁波舟山港相关展厅 / 港区及当地特色企业、孵化器</w:t>
       </w:r>
     </w:p>
     <w:p>
@@ -856,7 +856,7 @@
           <w:color w:val="222A33"/>
           <w:sz w:val="22"/>
         </w:rPr>
-        <w:t>参访当地科技企业孵化器、加速器与特色产业园区</w:t>
+        <w:t>参访开发区科技创业园、甬江科创区北仑片区等孵化加速载体</w:t>
       </w:r>
     </w:p>
     <w:p>
@@ -912,7 +912,7 @@
           <w:color w:val="222A33"/>
           <w:sz w:val="22"/>
         </w:rPr>
-        <w:t>了解港口物流、航运服务与临港产业链配套能力</w:t>
+        <w:t>精选穿山港区、航运展示厅等可接待点位，直观认知世界级枢纽</w:t>
       </w:r>
     </w:p>
     <w:p>
@@ -926,7 +926,7 @@
           <w:color w:val="222A33"/>
           <w:sz w:val="22"/>
         </w:rPr>
-        <w:t>对接外贸、供应链、高端制造与港航服务相关合作机会</w:t>
+        <w:t>对接外贸、供应链、海铁联运、港航服务与物流科技合作机会</w:t>
       </w:r>
     </w:p>
     <w:p>
@@ -940,7 +940,7 @@
           <w:color w:val="222A33"/>
           <w:sz w:val="22"/>
         </w:rPr>
-        <w:t>为企业家提供港口枢纽与开放平台的直观认知</w:t>
+        <w:t>把港口认知转化为企业家供应链与出海场景的务实对话</w:t>
       </w:r>
     </w:p>
     <w:p>
@@ -1015,7 +1015,1146 @@
           <w:color w:val="0B3D5C"/>
           <w:sz w:val="32"/>
         </w:rPr>
-        <w:t>五、时间安排建议</w:t>
+        <w:t>五、宁波港及周边参访资源筛选</w:t>
+      </w:r>
+    </w:p>
+    <w:p>
+      <w:pPr>
+        <w:spacing w:after="160" w:before="0"/>
+        <w:ind w:firstLine="440"/>
+      </w:pPr>
+      <w:r>
+        <w:rPr>
+          <w:rFonts w:ascii="微软雅黑" w:hAnsi="微软雅黑" w:eastAsia="微软雅黑"/>
+          <w:b w:val="0"/>
+          <w:sz w:val="23"/>
+        </w:rPr>
+        <w:t>宁波港体量大、港区多，不宜“走马观花”。本策划案按“可接待、可对话、可转化”三原则，从港口枢纽、港航服务、临港智造、科创孵化四条线筛选值得考察的点位，并设计与复旦校友、上海科技企业家及投资机构之间的互动链接。</w:t>
+      </w:r>
+    </w:p>
+    <w:p>
+      <w:pPr>
+        <w:spacing w:after="200" w:before="0"/>
+      </w:pPr>
+      <w:r>
+        <w:rPr>
+          <w:rFonts w:ascii="微软雅黑" w:hAnsi="微软雅黑" w:eastAsia="微软雅黑"/>
+          <w:b/>
+          <w:color w:val="1A6B6B"/>
+          <w:sz w:val="23"/>
+        </w:rPr>
+        <w:t>建议认知路径：港口枢纽（看世界）→ 港航服务（懂通道）→ 临港智造（见产业）→ 科创载体（谈落地）→ 资本投洽（促转化），形成“看—问—对—跟”完整闭环。</w:t>
+      </w:r>
+    </w:p>
+    <w:p>
+      <w:pPr>
+        <w:spacing w:before="200" w:after="160"/>
+      </w:pPr>
+      <w:r>
+        <w:rPr>
+          <w:rFonts w:ascii="微软雅黑" w:hAnsi="微软雅黑" w:eastAsia="微软雅黑"/>
+          <w:b/>
+          <w:color w:val="0B3D5C"/>
+          <w:sz w:val="27"/>
+        </w:rPr>
+        <w:t>5.1 筛选原则</w:t>
+      </w:r>
+    </w:p>
+    <w:tbl>
+      <w:tblPr>
+        <w:tblStyle w:val="TableGrid"/>
+        <w:tblW w:type="auto" w:w="0"/>
+        <w:jc w:val="center"/>
+        <w:tblLook w:firstColumn="1" w:firstRow="1" w:lastColumn="0" w:lastRow="0" w:noHBand="0" w:noVBand="1" w:val="04A0"/>
+      </w:tblPr>
+      <w:tblGrid>
+        <w:gridCol w:w="4646"/>
+        <w:gridCol w:w="4646"/>
+      </w:tblGrid>
+      <w:tr>
+        <w:tc>
+          <w:tcPr>
+            <w:tcW w:type="dxa" w:w="4646"/>
+            <w:shd w:val="clear" w:fill="0B3D5C"/>
+          </w:tcPr>
+          <w:p>
+            <w:r>
+              <w:rPr>
+                <w:rFonts w:ascii="微软雅黑" w:hAnsi="微软雅黑" w:eastAsia="微软雅黑"/>
+                <w:b/>
+                <w:color w:val="FFFFFF"/>
+                <w:sz w:val="21"/>
+              </w:rPr>
+              <w:t>原则</w:t>
+            </w:r>
+          </w:p>
+        </w:tc>
+        <w:tc>
+          <w:tcPr>
+            <w:tcW w:type="dxa" w:w="4646"/>
+            <w:shd w:val="clear" w:fill="0B3D5C"/>
+          </w:tcPr>
+          <w:p>
+            <w:r>
+              <w:rPr>
+                <w:rFonts w:ascii="微软雅黑" w:hAnsi="微软雅黑" w:eastAsia="微软雅黑"/>
+                <w:b/>
+                <w:color w:val="FFFFFF"/>
+                <w:sz w:val="21"/>
+              </w:rPr>
+              <w:t>说明</w:t>
+            </w:r>
+          </w:p>
+        </w:tc>
+      </w:tr>
+      <w:tr>
+        <w:tc>
+          <w:tcPr>
+            <w:tcW w:type="dxa" w:w="4646"/>
+          </w:tcPr>
+          <w:p>
+            <w:r>
+              <w:rPr>
+                <w:rFonts w:ascii="微软雅黑" w:hAnsi="微软雅黑" w:eastAsia="微软雅黑"/>
+                <w:b w:val="0"/>
+                <w:color w:val="222A33"/>
+                <w:sz w:val="21"/>
+              </w:rPr>
+              <w:t>可接待性</w:t>
+            </w:r>
+          </w:p>
+        </w:tc>
+        <w:tc>
+          <w:tcPr>
+            <w:tcW w:type="dxa" w:w="4646"/>
+          </w:tcPr>
+          <w:p>
+            <w:r>
+              <w:rPr>
+                <w:rFonts w:ascii="微软雅黑" w:hAnsi="微软雅黑" w:eastAsia="微软雅黑"/>
+                <w:b w:val="0"/>
+                <w:color w:val="222A33"/>
+                <w:sz w:val="21"/>
+              </w:rPr>
+              <w:t>具备展厅、观景平台或团队接待先例，便于投促局协调开放</w:t>
+            </w:r>
+          </w:p>
+        </w:tc>
+      </w:tr>
+      <w:tr>
+        <w:tc>
+          <w:tcPr>
+            <w:tcW w:type="dxa" w:w="4646"/>
+          </w:tcPr>
+          <w:p>
+            <w:r>
+              <w:rPr>
+                <w:rFonts w:ascii="微软雅黑" w:hAnsi="微软雅黑" w:eastAsia="微软雅黑"/>
+                <w:b w:val="0"/>
+                <w:color w:val="222A33"/>
+                <w:sz w:val="21"/>
+              </w:rPr>
+              <w:t>认知价值</w:t>
+            </w:r>
+          </w:p>
+        </w:tc>
+        <w:tc>
+          <w:tcPr>
+            <w:tcW w:type="dxa" w:w="4646"/>
+          </w:tcPr>
+          <w:p>
+            <w:r>
+              <w:rPr>
+                <w:rFonts w:ascii="微软雅黑" w:hAnsi="微软雅黑" w:eastAsia="微软雅黑"/>
+                <w:b w:val="0"/>
+                <w:color w:val="222A33"/>
+                <w:sz w:val="21"/>
+              </w:rPr>
+              <w:t>能在有限时间内建立对世界级港口与临港产业的系统性认知</w:t>
+            </w:r>
+          </w:p>
+        </w:tc>
+      </w:tr>
+      <w:tr>
+        <w:tc>
+          <w:tcPr>
+            <w:tcW w:type="dxa" w:w="4646"/>
+          </w:tcPr>
+          <w:p>
+            <w:r>
+              <w:rPr>
+                <w:rFonts w:ascii="微软雅黑" w:hAnsi="微软雅黑" w:eastAsia="微软雅黑"/>
+                <w:b w:val="0"/>
+                <w:color w:val="222A33"/>
+                <w:sz w:val="21"/>
+              </w:rPr>
+              <w:t>产业匹配</w:t>
+            </w:r>
+          </w:p>
+        </w:tc>
+        <w:tc>
+          <w:tcPr>
+            <w:tcW w:type="dxa" w:w="4646"/>
+          </w:tcPr>
+          <w:p>
+            <w:r>
+              <w:rPr>
+                <w:rFonts w:ascii="微软雅黑" w:hAnsi="微软雅黑" w:eastAsia="微软雅黑"/>
+                <w:b w:val="0"/>
+                <w:color w:val="222A33"/>
+                <w:sz w:val="21"/>
+              </w:rPr>
+              <w:t>与上海科技企业外溢、供应链协同、智能制造、新能源等需求相关</w:t>
+            </w:r>
+          </w:p>
+        </w:tc>
+      </w:tr>
+      <w:tr>
+        <w:tc>
+          <w:tcPr>
+            <w:tcW w:type="dxa" w:w="4646"/>
+          </w:tcPr>
+          <w:p>
+            <w:r>
+              <w:rPr>
+                <w:rFonts w:ascii="微软雅黑" w:hAnsi="微软雅黑" w:eastAsia="微软雅黑"/>
+                <w:b w:val="0"/>
+                <w:color w:val="222A33"/>
+                <w:sz w:val="21"/>
+              </w:rPr>
+              <w:t>互动转化</w:t>
+            </w:r>
+          </w:p>
+        </w:tc>
+        <w:tc>
+          <w:tcPr>
+            <w:tcW w:type="dxa" w:w="4646"/>
+          </w:tcPr>
+          <w:p>
+            <w:r>
+              <w:rPr>
+                <w:rFonts w:ascii="微软雅黑" w:hAnsi="微软雅黑" w:eastAsia="微软雅黑"/>
+                <w:b w:val="0"/>
+                <w:color w:val="222A33"/>
+                <w:sz w:val="21"/>
+              </w:rPr>
+              <w:t>现场或会后可形成座谈、供需对接、孵化落地或投融资线索</w:t>
+            </w:r>
+          </w:p>
+        </w:tc>
+      </w:tr>
+    </w:tbl>
+    <w:p>
+      <w:pPr>
+        <w:spacing w:after="120" w:before="0"/>
+      </w:pPr>
+      <w:r>
+        <w:rPr>
+          <w:rFonts w:ascii="微软雅黑" w:hAnsi="微软雅黑" w:eastAsia="微软雅黑"/>
+          <w:b w:val="0"/>
+          <w:sz w:val="12"/>
+        </w:rPr>
+      </w:r>
+    </w:p>
+    <w:p>
+      <w:pPr>
+        <w:spacing w:before="200" w:after="160"/>
+      </w:pPr>
+      <w:r>
+        <w:rPr>
+          <w:rFonts w:ascii="微软雅黑" w:hAnsi="微软雅黑" w:eastAsia="微软雅黑"/>
+          <w:b/>
+          <w:color w:val="0B3D5C"/>
+          <w:sz w:val="27"/>
+        </w:rPr>
+        <w:t>5.2 港口线精选点位</w:t>
+      </w:r>
+    </w:p>
+    <w:p>
+      <w:pPr>
+        <w:spacing w:after="80" w:before="0"/>
+      </w:pPr>
+      <w:r>
+        <w:rPr>
+          <w:rFonts w:ascii="微软雅黑" w:hAnsi="微软雅黑" w:eastAsia="微软雅黑"/>
+          <w:b/>
+          <w:color w:val="0B3D5C"/>
+          <w:sz w:val="24"/>
+        </w:rPr>
+        <w:t>【核心必看】穿山港区 · 北仑第三集装箱码头（展厅 + 观景平台）</w:t>
+      </w:r>
+    </w:p>
+    <w:p>
+      <w:pPr>
+        <w:pStyle w:val="ListBullet"/>
+        <w:spacing w:after="60"/>
+      </w:pPr>
+      <w:r>
+        <w:rPr>
+          <w:rFonts w:ascii="微软雅黑" w:hAnsi="微软雅黑" w:eastAsia="微软雅黑"/>
+          <w:color w:val="222A33"/>
+          <w:sz w:val="22"/>
+        </w:rPr>
+        <w:t>为何值得去：全球领先的深水集装箱码头之一，可直观感受桥吊、堆场与远控化智慧作业；媒体与政务团参访频次高，接待路径相对成熟。</w:t>
+      </w:r>
+    </w:p>
+    <w:p>
+      <w:pPr>
+        <w:pStyle w:val="ListBullet"/>
+        <w:spacing w:after="60"/>
+      </w:pPr>
+      <w:r>
+        <w:rPr>
+          <w:rFonts w:ascii="微软雅黑" w:hAnsi="微软雅黑" w:eastAsia="微软雅黑"/>
+          <w:color w:val="222A33"/>
+          <w:sz w:val="22"/>
+        </w:rPr>
+        <w:t>看什么：码头展厅讲解、12 楼观景平台俯瞰集装箱作业、智慧港口与远控化作业介绍。</w:t>
+      </w:r>
+    </w:p>
+    <w:p>
+      <w:pPr>
+        <w:pStyle w:val="ListBullet"/>
+        <w:spacing w:after="60"/>
+      </w:pPr>
+      <w:r>
+        <w:rPr>
+          <w:rFonts w:ascii="微软雅黑" w:hAnsi="微软雅黑" w:eastAsia="微软雅黑"/>
+          <w:color w:val="222A33"/>
+          <w:sz w:val="22"/>
+        </w:rPr>
+        <w:t>现场互动：与港区运营方座谈：航线网络、海铁联运、外贸箱量、物流时效与企业用港痛点。</w:t>
+      </w:r>
+    </w:p>
+    <w:p>
+      <w:pPr>
+        <w:pStyle w:val="ListBullet"/>
+        <w:spacing w:after="60"/>
+      </w:pPr>
+      <w:r>
+        <w:rPr>
+          <w:rFonts w:ascii="微软雅黑" w:hAnsi="微软雅黑" w:eastAsia="微软雅黑"/>
+          <w:color w:val="222A33"/>
+          <w:sz w:val="22"/>
+        </w:rPr>
+        <w:t>与沪方链接：匹配对象：外贸制造、跨境电商、供应链 / 物流科技、出海服务企业；形成“沪企用港 / 供应链优化”意向清单。</w:t>
+      </w:r>
+    </w:p>
+    <w:p>
+      <w:pPr>
+        <w:spacing w:after="80" w:before="0"/>
+      </w:pPr>
+      <w:r>
+        <w:rPr>
+          <w:rFonts w:ascii="微软雅黑" w:hAnsi="微软雅黑" w:eastAsia="微软雅黑"/>
+          <w:b/>
+          <w:color w:val="0B3D5C"/>
+          <w:sz w:val="24"/>
+        </w:rPr>
+        <w:t>【核心必看】宁波环球航运广场 · 宁波舟山港展示厅</w:t>
+      </w:r>
+    </w:p>
+    <w:p>
+      <w:pPr>
+        <w:pStyle w:val="ListBullet"/>
+        <w:spacing w:after="60"/>
+      </w:pPr>
+      <w:r>
+        <w:rPr>
+          <w:rFonts w:ascii="微软雅黑" w:hAnsi="微软雅黑" w:eastAsia="微软雅黑"/>
+          <w:color w:val="222A33"/>
+          <w:sz w:val="22"/>
+        </w:rPr>
+        <w:t>为何值得去：系统呈现港口发展史、航线覆盖、海铁联运与数字化能力，含模拟体验，适合决策层快速建立全景认知。</w:t>
+      </w:r>
+    </w:p>
+    <w:p>
+      <w:pPr>
+        <w:pStyle w:val="ListBullet"/>
+        <w:spacing w:after="60"/>
+      </w:pPr>
+      <w:r>
+        <w:rPr>
+          <w:rFonts w:ascii="微软雅黑" w:hAnsi="微软雅黑" w:eastAsia="微软雅黑"/>
+          <w:color w:val="222A33"/>
+          <w:sz w:val="22"/>
+        </w:rPr>
+        <w:t>看什么：港口全景展示、5D / 虚拟体验、集装箱作业模拟、港航服务与开放平台介绍。</w:t>
+      </w:r>
+    </w:p>
+    <w:p>
+      <w:pPr>
+        <w:pStyle w:val="ListBullet"/>
+        <w:spacing w:after="60"/>
+      </w:pPr>
+      <w:r>
+        <w:rPr>
+          <w:rFonts w:ascii="微软雅黑" w:hAnsi="微软雅黑" w:eastAsia="微软雅黑"/>
+          <w:color w:val="222A33"/>
+          <w:sz w:val="22"/>
+        </w:rPr>
+        <w:t>现场互动：港航服务圆桌：航运代理、仓储、报关、金融与数字化服务需求对接。</w:t>
+      </w:r>
+    </w:p>
+    <w:p>
+      <w:pPr>
+        <w:pStyle w:val="ListBullet"/>
+        <w:spacing w:after="60"/>
+      </w:pPr>
+      <w:r>
+        <w:rPr>
+          <w:rFonts w:ascii="微软雅黑" w:hAnsi="微软雅黑" w:eastAsia="微软雅黑"/>
+          <w:color w:val="222A33"/>
+          <w:sz w:val="22"/>
+        </w:rPr>
+        <w:t>与沪方链接：匹配对象：港航服务、贸易数字化、供应链金融相关校友企业；沉淀可跟进的服务合作与场景验证需求。</w:t>
+      </w:r>
+    </w:p>
+    <w:p>
+      <w:pPr>
+        <w:spacing w:after="80" w:before="0"/>
+      </w:pPr>
+      <w:r>
+        <w:rPr>
+          <w:rFonts w:ascii="微软雅黑" w:hAnsi="微软雅黑" w:eastAsia="微软雅黑"/>
+          <w:b/>
+          <w:color w:val="0B3D5C"/>
+          <w:sz w:val="24"/>
+        </w:rPr>
+        <w:t>【推荐加深】梅山港区（集装箱码头 / LNG 加注能力认知）</w:t>
+      </w:r>
+    </w:p>
+    <w:p>
+      <w:pPr>
+        <w:pStyle w:val="ListBullet"/>
+        <w:spacing w:after="60"/>
+      </w:pPr>
+      <w:r>
+        <w:rPr>
+          <w:rFonts w:ascii="微软雅黑" w:hAnsi="微软雅黑" w:eastAsia="微软雅黑"/>
+          <w:color w:val="222A33"/>
+          <w:sz w:val="22"/>
+        </w:rPr>
+        <w:t>为何值得去：与穿山共同构成“双千万箱级”单体码头格局，外贸泊位齐全，并具备国际船舶 LNG 加注等绿色港口能力。</w:t>
+      </w:r>
+    </w:p>
+    <w:p>
+      <w:pPr>
+        <w:pStyle w:val="ListBullet"/>
+        <w:spacing w:after="60"/>
+      </w:pPr>
+      <w:r>
+        <w:rPr>
+          <w:rFonts w:ascii="微软雅黑" w:hAnsi="微软雅黑" w:eastAsia="微软雅黑"/>
+          <w:color w:val="222A33"/>
+          <w:sz w:val="22"/>
+        </w:rPr>
+        <w:t>看什么：港区概览、绿色港口与加注服务能力介绍（具体开放范围以港方安排为准）。</w:t>
+      </w:r>
+    </w:p>
+    <w:p>
+      <w:pPr>
+        <w:pStyle w:val="ListBullet"/>
+        <w:spacing w:after="60"/>
+      </w:pPr>
+      <w:r>
+        <w:rPr>
+          <w:rFonts w:ascii="微软雅黑" w:hAnsi="微软雅黑" w:eastAsia="微软雅黑"/>
+          <w:color w:val="222A33"/>
+          <w:sz w:val="22"/>
+        </w:rPr>
+        <w:t>现场互动：绿色航运与新能源补给话题交流，对接绿色物流、船燃与低碳供应链议题。</w:t>
+      </w:r>
+    </w:p>
+    <w:p>
+      <w:pPr>
+        <w:pStyle w:val="ListBullet"/>
+        <w:spacing w:after="60"/>
+      </w:pPr>
+      <w:r>
+        <w:rPr>
+          <w:rFonts w:ascii="微软雅黑" w:hAnsi="微软雅黑" w:eastAsia="微软雅黑"/>
+          <w:color w:val="222A33"/>
+          <w:sz w:val="22"/>
+        </w:rPr>
+        <w:t>与沪方链接：匹配对象：新能源、绿色制造、出口导向企业；探讨低碳出海与绿色供应链合作。</w:t>
+      </w:r>
+    </w:p>
+    <w:p>
+      <w:pPr>
+        <w:spacing w:after="80" w:before="0"/>
+      </w:pPr>
+      <w:r>
+        <w:rPr>
+          <w:rFonts w:ascii="微软雅黑" w:hAnsi="微软雅黑" w:eastAsia="微软雅黑"/>
+          <w:b/>
+          <w:color w:val="0B3D5C"/>
+          <w:sz w:val="24"/>
+        </w:rPr>
+        <w:t>【文化选配】宁波中国港口博物馆（梅山湾 · 春晓）</w:t>
+      </w:r>
+    </w:p>
+    <w:p>
+      <w:pPr>
+        <w:pStyle w:val="ListBullet"/>
+        <w:spacing w:after="60"/>
+      </w:pPr>
+      <w:r>
+        <w:rPr>
+          <w:rFonts w:ascii="微软雅黑" w:hAnsi="微软雅黑" w:eastAsia="微软雅黑"/>
+          <w:color w:val="222A33"/>
+          <w:sz w:val="22"/>
+        </w:rPr>
+        <w:t>为何值得去：国务院命名的“国字号”港口专题博物馆、国家一级馆，适合作为港口文化与开放叙事的补充环节（非生产现场）。</w:t>
+      </w:r>
+    </w:p>
+    <w:p>
+      <w:pPr>
+        <w:pStyle w:val="ListBullet"/>
+        <w:spacing w:after="60"/>
+      </w:pPr>
+      <w:r>
+        <w:rPr>
+          <w:rFonts w:ascii="微软雅黑" w:hAnsi="微软雅黑" w:eastAsia="微软雅黑"/>
+          <w:color w:val="222A33"/>
+          <w:sz w:val="22"/>
+        </w:rPr>
+        <w:t>看什么：港口史、航海科技与水下考古常设展；团队需提前预约讲解。</w:t>
+      </w:r>
+    </w:p>
+    <w:p>
+      <w:pPr>
+        <w:pStyle w:val="ListBullet"/>
+        <w:spacing w:after="60"/>
+      </w:pPr>
+      <w:r>
+        <w:rPr>
+          <w:rFonts w:ascii="微软雅黑" w:hAnsi="微软雅黑" w:eastAsia="微软雅黑"/>
+          <w:color w:val="222A33"/>
+          <w:sz w:val="22"/>
+        </w:rPr>
+        <w:t>现场互动：轻量文化分享 + 合影留念，增强考察仪式感与传播素材。</w:t>
+      </w:r>
+    </w:p>
+    <w:p>
+      <w:pPr>
+        <w:pStyle w:val="ListBullet"/>
+        <w:spacing w:after="60"/>
+      </w:pPr>
+      <w:r>
+        <w:rPr>
+          <w:rFonts w:ascii="微软雅黑" w:hAnsi="微软雅黑" w:eastAsia="微软雅黑"/>
+          <w:color w:val="222A33"/>
+          <w:sz w:val="22"/>
+        </w:rPr>
+        <w:t>与沪方链接：适合一日行收尾或两日行弹性插空；不替代码头与企业深度对接。</w:t>
+      </w:r>
+    </w:p>
+    <w:p>
+      <w:pPr>
+        <w:spacing w:before="200" w:after="160"/>
+      </w:pPr>
+      <w:r>
+        <w:rPr>
+          <w:rFonts w:ascii="微软雅黑" w:hAnsi="微软雅黑" w:eastAsia="微软雅黑"/>
+          <w:b/>
+          <w:color w:val="0B3D5C"/>
+          <w:sz w:val="27"/>
+        </w:rPr>
+        <w:t>5.3 产业与孵化线精选点位</w:t>
+      </w:r>
+    </w:p>
+    <w:p>
+      <w:pPr>
+        <w:spacing w:after="80" w:before="0"/>
+      </w:pPr>
+      <w:r>
+        <w:rPr>
+          <w:rFonts w:ascii="微软雅黑" w:hAnsi="微软雅黑" w:eastAsia="微软雅黑"/>
+          <w:b/>
+          <w:color w:val="0B3D5C"/>
+          <w:sz w:val="24"/>
+        </w:rPr>
+        <w:t>【核心必看】海天智能制造基地 / 海天高端精密产业园</w:t>
+      </w:r>
+    </w:p>
+    <w:p>
+      <w:pPr>
+        <w:pStyle w:val="ListBullet"/>
+        <w:spacing w:after="60"/>
+      </w:pPr>
+      <w:r>
+        <w:rPr>
+          <w:rFonts w:ascii="微软雅黑" w:hAnsi="微软雅黑" w:eastAsia="微软雅黑"/>
+          <w:color w:val="222A33"/>
+          <w:sz w:val="22"/>
+        </w:rPr>
+        <w:t>为何值得去：全球注塑机制造龙头所在地，北仑注塑与模具产业集群核心；智能工厂开放接待经验丰富，产业带动面广。</w:t>
+      </w:r>
+    </w:p>
+    <w:p>
+      <w:pPr>
+        <w:pStyle w:val="ListBullet"/>
+        <w:spacing w:after="60"/>
+      </w:pPr>
+      <w:r>
+        <w:rPr>
+          <w:rFonts w:ascii="微软雅黑" w:hAnsi="微软雅黑" w:eastAsia="微软雅黑"/>
+          <w:color w:val="222A33"/>
+          <w:sz w:val="22"/>
+        </w:rPr>
+        <w:t>看什么：智能工厂、高端装备产线、应用体验与产业集群配套介绍。</w:t>
+      </w:r>
+    </w:p>
+    <w:p>
+      <w:pPr>
+        <w:pStyle w:val="ListBullet"/>
+        <w:spacing w:after="60"/>
+      </w:pPr>
+      <w:r>
+        <w:rPr>
+          <w:rFonts w:ascii="微软雅黑" w:hAnsi="微软雅黑" w:eastAsia="微软雅黑"/>
+          <w:color w:val="222A33"/>
+          <w:sz w:val="22"/>
+        </w:rPr>
+        <w:t>现场互动：智能制造闭门交流：设备升级、模具协同、出海产能与供应链配套。</w:t>
+      </w:r>
+    </w:p>
+    <w:p>
+      <w:pPr>
+        <w:pStyle w:val="ListBullet"/>
+        <w:spacing w:after="60"/>
+      </w:pPr>
+      <w:r>
+        <w:rPr>
+          <w:rFonts w:ascii="微软雅黑" w:hAnsi="微软雅黑" w:eastAsia="微软雅黑"/>
+          <w:color w:val="222A33"/>
+          <w:sz w:val="22"/>
+        </w:rPr>
+        <w:t>与沪方链接：匹配对象：智能硬件、新材料、装备自动化、消费电子制造企业；探讨设备采购、联合研发或产能落地。</w:t>
+      </w:r>
+    </w:p>
+    <w:p>
+      <w:pPr>
+        <w:spacing w:after="80" w:before="0"/>
+      </w:pPr>
+      <w:r>
+        <w:rPr>
+          <w:rFonts w:ascii="微软雅黑" w:hAnsi="微软雅黑" w:eastAsia="微软雅黑"/>
+          <w:b/>
+          <w:color w:val="0B3D5C"/>
+          <w:sz w:val="24"/>
+        </w:rPr>
+        <w:t>【核心必看】极氪梅山智慧工厂（或吉利新能源相关载体）</w:t>
+      </w:r>
+    </w:p>
+    <w:p>
+      <w:pPr>
+        <w:pStyle w:val="ListBullet"/>
+        <w:spacing w:after="60"/>
+      </w:pPr>
+      <w:r>
+        <w:rPr>
+          <w:rFonts w:ascii="微软雅黑" w:hAnsi="微软雅黑" w:eastAsia="微软雅黑"/>
+          <w:color w:val="222A33"/>
+          <w:sz w:val="22"/>
+        </w:rPr>
+        <w:t>为何值得去：新能源整车智造标杆，位于梅山，可与港口、外贸出口场景形成“制造 + 出海”一体认知；适合企业家与 CVC 关注。</w:t>
+      </w:r>
+    </w:p>
+    <w:p>
+      <w:pPr>
+        <w:pStyle w:val="ListBullet"/>
+        <w:spacing w:after="60"/>
+      </w:pPr>
+      <w:r>
+        <w:rPr>
+          <w:rFonts w:ascii="微软雅黑" w:hAnsi="微软雅黑" w:eastAsia="微软雅黑"/>
+          <w:color w:val="222A33"/>
+          <w:sz w:val="22"/>
+        </w:rPr>
+        <w:t>看什么：智慧工厂参观（以企业接待安排为准）、新能源制造与数字化产线讲解。</w:t>
+      </w:r>
+    </w:p>
+    <w:p>
+      <w:pPr>
+        <w:pStyle w:val="ListBullet"/>
+        <w:spacing w:after="60"/>
+      </w:pPr>
+      <w:r>
+        <w:rPr>
+          <w:rFonts w:ascii="微软雅黑" w:hAnsi="微软雅黑" w:eastAsia="微软雅黑"/>
+          <w:color w:val="222A33"/>
+          <w:sz w:val="22"/>
+        </w:rPr>
+        <w:t>现场互动：汽车产业生态对话：零部件配套、智能座舱、机器人与轻量化材料协同。</w:t>
+      </w:r>
+    </w:p>
+    <w:p>
+      <w:pPr>
+        <w:pStyle w:val="ListBullet"/>
+        <w:spacing w:after="60"/>
+      </w:pPr>
+      <w:r>
+        <w:rPr>
+          <w:rFonts w:ascii="微软雅黑" w:hAnsi="微软雅黑" w:eastAsia="微软雅黑"/>
+          <w:color w:val="222A33"/>
+          <w:sz w:val="22"/>
+        </w:rPr>
+        <w:t>与沪方链接：匹配对象：汽车电子、机器人、新材料、CVC / 产业资本；形成配套合作或战略投资线索。</w:t>
+      </w:r>
+    </w:p>
+    <w:p>
+      <w:pPr>
+        <w:spacing w:after="80" w:before="0"/>
+      </w:pPr>
+      <w:r>
+        <w:rPr>
+          <w:rFonts w:ascii="微软雅黑" w:hAnsi="微软雅黑" w:eastAsia="微软雅黑"/>
+          <w:b/>
+          <w:color w:val="0B3D5C"/>
+          <w:sz w:val="24"/>
+        </w:rPr>
+        <w:t>【推荐加深】拓普集团 / 东方电缆（二选一深访）</w:t>
+      </w:r>
+    </w:p>
+    <w:p>
+      <w:pPr>
+        <w:pStyle w:val="ListBullet"/>
+        <w:spacing w:after="60"/>
+      </w:pPr>
+      <w:r>
+        <w:rPr>
+          <w:rFonts w:ascii="微软雅黑" w:hAnsi="微软雅黑" w:eastAsia="微软雅黑"/>
+          <w:color w:val="222A33"/>
+          <w:sz w:val="22"/>
+        </w:rPr>
+        <w:t>为何值得去：拓普：汽车零部件与人形机器人赛道代表性企业；东方电缆：海缆与海洋脐带缆领军企业，贴合临港与海洋经济。</w:t>
+      </w:r>
+    </w:p>
+    <w:p>
+      <w:pPr>
+        <w:pStyle w:val="ListBullet"/>
+        <w:spacing w:after="60"/>
+      </w:pPr>
+      <w:r>
+        <w:rPr>
+          <w:rFonts w:ascii="微软雅黑" w:hAnsi="微软雅黑" w:eastAsia="微软雅黑"/>
+          <w:color w:val="222A33"/>
+          <w:sz w:val="22"/>
+        </w:rPr>
+        <w:t>看什么：研发与制造现场、核心产品与出海布局介绍。</w:t>
+      </w:r>
+    </w:p>
+    <w:p>
+      <w:pPr>
+        <w:pStyle w:val="ListBullet"/>
+        <w:spacing w:after="60"/>
+      </w:pPr>
+      <w:r>
+        <w:rPr>
+          <w:rFonts w:ascii="微软雅黑" w:hAnsi="微软雅黑" w:eastAsia="微软雅黑"/>
+          <w:color w:val="222A33"/>
+          <w:sz w:val="22"/>
+        </w:rPr>
+        <w:t>现场互动：硬科技深度对谈：技术合作、场景验证、股权 / 产业投资可能性。</w:t>
+      </w:r>
+    </w:p>
+    <w:p>
+      <w:pPr>
+        <w:pStyle w:val="ListBullet"/>
+        <w:spacing w:after="60"/>
+      </w:pPr>
+      <w:r>
+        <w:rPr>
+          <w:rFonts w:ascii="微软雅黑" w:hAnsi="微软雅黑" w:eastAsia="微软雅黑"/>
+          <w:color w:val="222A33"/>
+          <w:sz w:val="22"/>
+        </w:rPr>
+        <w:t>与沪方链接：匹配对象：硬科技创业企业、PE/VC、产业资本；适合作为两日行“深访一企”环节。</w:t>
+      </w:r>
+    </w:p>
+    <w:p>
+      <w:pPr>
+        <w:spacing w:after="80" w:before="0"/>
+      </w:pPr>
+      <w:r>
+        <w:rPr>
+          <w:rFonts w:ascii="微软雅黑" w:hAnsi="微软雅黑" w:eastAsia="微软雅黑"/>
+          <w:b/>
+          <w:color w:val="0B3D5C"/>
+          <w:sz w:val="24"/>
+        </w:rPr>
+        <w:t>【核心必看】开发区科技创业园 2.0 / 甬江科创区北仑片区</w:t>
+      </w:r>
+    </w:p>
+    <w:p>
+      <w:pPr>
+        <w:pStyle w:val="ListBullet"/>
+        <w:spacing w:after="60"/>
+      </w:pPr>
+      <w:r>
+        <w:rPr>
+          <w:rFonts w:ascii="微软雅黑" w:hAnsi="微软雅黑" w:eastAsia="微软雅黑"/>
+          <w:color w:val="222A33"/>
+          <w:sz w:val="22"/>
+        </w:rPr>
+        <w:t>为何值得去：北仑孵化加速与总部经济的关键载体，聚焦新材料、工业互联网、智能制造与生命健康等方向，直接服务产业导入。</w:t>
+      </w:r>
+    </w:p>
+    <w:p>
+      <w:pPr>
+        <w:pStyle w:val="ListBullet"/>
+        <w:spacing w:after="60"/>
+      </w:pPr>
+      <w:r>
+        <w:rPr>
+          <w:rFonts w:ascii="微软雅黑" w:hAnsi="微软雅黑" w:eastAsia="微软雅黑"/>
+          <w:color w:val="222A33"/>
+          <w:sz w:val="22"/>
+        </w:rPr>
+        <w:t>看什么：孵化载体、可用空间、政策与服务包、在孵项目抽样交流。</w:t>
+      </w:r>
+    </w:p>
+    <w:p>
+      <w:pPr>
+        <w:pStyle w:val="ListBullet"/>
+        <w:spacing w:after="60"/>
+      </w:pPr>
+      <w:r>
+        <w:rPr>
+          <w:rFonts w:ascii="微软雅黑" w:hAnsi="微软雅黑" w:eastAsia="微软雅黑"/>
+          <w:color w:val="222A33"/>
+          <w:sz w:val="22"/>
+        </w:rPr>
+        <w:t>现场互动：落地工作坊：入驻条件、科创飞地、人才与资金支持一对一答疑。</w:t>
+      </w:r>
+    </w:p>
+    <w:p>
+      <w:pPr>
+        <w:pStyle w:val="ListBullet"/>
+        <w:spacing w:after="60"/>
+      </w:pPr>
+      <w:r>
+        <w:rPr>
+          <w:rFonts w:ascii="微软雅黑" w:hAnsi="微软雅黑" w:eastAsia="微软雅黑"/>
+          <w:color w:val="222A33"/>
+          <w:sz w:val="22"/>
+        </w:rPr>
+        <w:t>与沪方链接：匹配对象：有外溢落地意向的上海科创企业与校友创业项目；输出《落地意向登记表》。</w:t>
+      </w:r>
+    </w:p>
+    <w:p>
+      <w:pPr>
+        <w:spacing w:before="200" w:after="160"/>
+      </w:pPr>
+      <w:r>
+        <w:rPr>
+          <w:rFonts w:ascii="微软雅黑" w:hAnsi="微软雅黑" w:eastAsia="微软雅黑"/>
+          <w:b/>
+          <w:color w:val="0B3D5C"/>
+          <w:sz w:val="27"/>
+        </w:rPr>
+        <w:t>5.4 互动链接设计（把参访变成沟通与转化）</w:t>
+      </w:r>
+    </w:p>
+    <w:p>
+      <w:pPr>
+        <w:spacing w:after="40" w:before="0"/>
+      </w:pPr>
+      <w:r>
+        <w:rPr>
+          <w:rFonts w:ascii="微软雅黑" w:hAnsi="微软雅黑" w:eastAsia="微软雅黑"/>
+          <w:b/>
+          <w:color w:val="1A6B6B"/>
+          <w:sz w:val="24"/>
+        </w:rPr>
+        <w:t>链接一 · 港航供应链圆桌</w:t>
+      </w:r>
+    </w:p>
+    <w:p>
+      <w:pPr>
+        <w:spacing w:after="80" w:before="0"/>
+      </w:pPr>
+      <w:r>
+        <w:rPr>
+          <w:rFonts w:ascii="微软雅黑" w:hAnsi="微软雅黑" w:eastAsia="微软雅黑"/>
+          <w:b w:val="0"/>
+          <w:color w:val="5A636E"/>
+          <w:sz w:val="22"/>
+        </w:rPr>
+        <w:t>嵌入节点：穿山港区 / 航运展示厅之后　｜　形式：45–60 分钟闭门圆桌</w:t>
+      </w:r>
+    </w:p>
+    <w:p>
+      <w:pPr>
+        <w:pStyle w:val="ListBullet"/>
+        <w:spacing w:after="60"/>
+      </w:pPr>
+      <w:r>
+        <w:rPr>
+          <w:rFonts w:ascii="微软雅黑" w:hAnsi="微软雅黑" w:eastAsia="微软雅黑"/>
+          <w:color w:val="222A33"/>
+          <w:sz w:val="22"/>
+        </w:rPr>
+        <w:t>港方介绍航线、海铁联运与企业用港服务包</w:t>
+      </w:r>
+    </w:p>
+    <w:p>
+      <w:pPr>
+        <w:pStyle w:val="ListBullet"/>
+        <w:spacing w:after="60"/>
+      </w:pPr>
+      <w:r>
+        <w:rPr>
+          <w:rFonts w:ascii="微软雅黑" w:hAnsi="微软雅黑" w:eastAsia="微软雅黑"/>
+          <w:color w:val="222A33"/>
+          <w:sz w:val="22"/>
+        </w:rPr>
+        <w:t>上海企业家提出外贸物流、仓配、时效与数字化痛点</w:t>
+      </w:r>
+    </w:p>
+    <w:p>
+      <w:pPr>
+        <w:pStyle w:val="ListBullet"/>
+        <w:spacing w:after="60"/>
+      </w:pPr>
+      <w:r>
+        <w:rPr>
+          <w:rFonts w:ascii="微软雅黑" w:hAnsi="微软雅黑" w:eastAsia="微软雅黑"/>
+          <w:color w:val="222A33"/>
+          <w:sz w:val="22"/>
+        </w:rPr>
+        <w:t>形成 3–5 条可跟进的供应链优化或合作线索</w:t>
+      </w:r>
+    </w:p>
+    <w:p>
+      <w:pPr>
+        <w:spacing w:after="40" w:before="0"/>
+      </w:pPr>
+      <w:r>
+        <w:rPr>
+          <w:rFonts w:ascii="微软雅黑" w:hAnsi="微软雅黑" w:eastAsia="微软雅黑"/>
+          <w:b/>
+          <w:color w:val="1A6B6B"/>
+          <w:sz w:val="24"/>
+        </w:rPr>
+        <w:t>链接二 · 智能制造供需对接</w:t>
+      </w:r>
+    </w:p>
+    <w:p>
+      <w:pPr>
+        <w:spacing w:after="80" w:before="0"/>
+      </w:pPr>
+      <w:r>
+        <w:rPr>
+          <w:rFonts w:ascii="微软雅黑" w:hAnsi="微软雅黑" w:eastAsia="微软雅黑"/>
+          <w:b w:val="0"/>
+          <w:color w:val="5A636E"/>
+          <w:sz w:val="22"/>
+        </w:rPr>
+        <w:t>嵌入节点：海天基地或精密产业园现场　｜　形式：现场讲解 + 分组座谈</w:t>
+      </w:r>
+    </w:p>
+    <w:p>
+      <w:pPr>
+        <w:pStyle w:val="ListBullet"/>
+        <w:spacing w:after="60"/>
+      </w:pPr>
+      <w:r>
+        <w:rPr>
+          <w:rFonts w:ascii="微软雅黑" w:hAnsi="微软雅黑" w:eastAsia="微软雅黑"/>
+          <w:color w:val="222A33"/>
+          <w:sz w:val="22"/>
+        </w:rPr>
+        <w:t>当地龙头介绍产业链配套与合作接口</w:t>
+      </w:r>
+    </w:p>
+    <w:p>
+      <w:pPr>
+        <w:pStyle w:val="ListBullet"/>
+        <w:spacing w:after="60"/>
+      </w:pPr>
+      <w:r>
+        <w:rPr>
+          <w:rFonts w:ascii="微软雅黑" w:hAnsi="微软雅黑" w:eastAsia="微软雅黑"/>
+          <w:color w:val="222A33"/>
+          <w:sz w:val="22"/>
+        </w:rPr>
+        <w:t>上海侧企业按“采购 / 联合研发 / 产能落地”三类报需求</w:t>
+      </w:r>
+    </w:p>
+    <w:p>
+      <w:pPr>
+        <w:pStyle w:val="ListBullet"/>
+        <w:spacing w:after="60"/>
+      </w:pPr>
+      <w:r>
+        <w:rPr>
+          <w:rFonts w:ascii="微软雅黑" w:hAnsi="微软雅黑" w:eastAsia="微软雅黑"/>
+          <w:color w:val="222A33"/>
+          <w:sz w:val="22"/>
+        </w:rPr>
+        <w:t>投促局记录对接意向，会后一对一跟进</w:t>
+      </w:r>
+    </w:p>
+    <w:p>
+      <w:pPr>
+        <w:spacing w:after="40" w:before="0"/>
+      </w:pPr>
+      <w:r>
+        <w:rPr>
+          <w:rFonts w:ascii="微软雅黑" w:hAnsi="微软雅黑" w:eastAsia="微软雅黑"/>
+          <w:b/>
+          <w:color w:val="1A6B6B"/>
+          <w:sz w:val="24"/>
+        </w:rPr>
+        <w:t>链接三 · 科创落地工作坊</w:t>
+      </w:r>
+    </w:p>
+    <w:p>
+      <w:pPr>
+        <w:spacing w:after="80" w:before="0"/>
+      </w:pPr>
+      <w:r>
+        <w:rPr>
+          <w:rFonts w:ascii="微软雅黑" w:hAnsi="微软雅黑" w:eastAsia="微软雅黑"/>
+          <w:b w:val="0"/>
+          <w:color w:val="5A636E"/>
+          <w:sz w:val="22"/>
+        </w:rPr>
+        <w:t>嵌入节点：科技创业园 / 甬江科创区北仑片区　｜　形式：政策宣讲 + 意向登记</w:t>
+      </w:r>
+    </w:p>
+    <w:p>
+      <w:pPr>
+        <w:pStyle w:val="ListBullet"/>
+        <w:spacing w:after="60"/>
+      </w:pPr>
+      <w:r>
+        <w:rPr>
+          <w:rFonts w:ascii="微软雅黑" w:hAnsi="微软雅黑" w:eastAsia="微软雅黑"/>
+          <w:color w:val="222A33"/>
+          <w:sz w:val="22"/>
+        </w:rPr>
+        <w:t>载体、租金 / 补贴、人才与基金政策简介</w:t>
+      </w:r>
+    </w:p>
+    <w:p>
+      <w:pPr>
+        <w:pStyle w:val="ListBullet"/>
+        <w:spacing w:after="60"/>
+      </w:pPr>
+      <w:r>
+        <w:rPr>
+          <w:rFonts w:ascii="微软雅黑" w:hAnsi="微软雅黑" w:eastAsia="微软雅黑"/>
+          <w:color w:val="222A33"/>
+          <w:sz w:val="22"/>
+        </w:rPr>
+        <w:t>有意向企业填写落地需求（空间、用工、资金、配套）</w:t>
+      </w:r>
+    </w:p>
+    <w:p>
+      <w:pPr>
+        <w:pStyle w:val="ListBullet"/>
+        <w:spacing w:after="60"/>
+      </w:pPr>
+      <w:r>
+        <w:rPr>
+          <w:rFonts w:ascii="微软雅黑" w:hAnsi="微软雅黑" w:eastAsia="微软雅黑"/>
+          <w:color w:val="222A33"/>
+          <w:sz w:val="22"/>
+        </w:rPr>
+        <w:t>约定回访或线上复盘时间</w:t>
+      </w:r>
+    </w:p>
+    <w:p>
+      <w:pPr>
+        <w:spacing w:after="40" w:before="0"/>
+      </w:pPr>
+      <w:r>
+        <w:rPr>
+          <w:rFonts w:ascii="微软雅黑" w:hAnsi="微软雅黑" w:eastAsia="微软雅黑"/>
+          <w:b/>
+          <w:color w:val="1A6B6B"/>
+          <w:sz w:val="24"/>
+        </w:rPr>
+        <w:t>链接四 · PE/VC · CVC 闭门投洽</w:t>
+      </w:r>
+    </w:p>
+    <w:p>
+      <w:pPr>
+        <w:spacing w:after="80" w:before="0"/>
+      </w:pPr>
+      <w:r>
+        <w:rPr>
+          <w:rFonts w:ascii="微软雅黑" w:hAnsi="微软雅黑" w:eastAsia="微软雅黑"/>
+          <w:b w:val="0"/>
+          <w:color w:val="5A636E"/>
+          <w:sz w:val="22"/>
+        </w:rPr>
+        <w:t>嵌入节点：第二日下午（推荐两日行）　｜　形式：路演或 1v1 对接</w:t>
+      </w:r>
+    </w:p>
+    <w:p>
+      <w:pPr>
+        <w:pStyle w:val="ListBullet"/>
+        <w:spacing w:after="60"/>
+      </w:pPr>
+      <w:r>
+        <w:rPr>
+          <w:rFonts w:ascii="微软雅黑" w:hAnsi="微软雅黑" w:eastAsia="微软雅黑"/>
+          <w:color w:val="222A33"/>
+          <w:sz w:val="22"/>
+        </w:rPr>
+        <w:t>当地优质项目 / 企业路演（3–5 个）</w:t>
+      </w:r>
+    </w:p>
+    <w:p>
+      <w:pPr>
+        <w:pStyle w:val="ListBullet"/>
+        <w:spacing w:after="60"/>
+      </w:pPr>
+      <w:r>
+        <w:rPr>
+          <w:rFonts w:ascii="微软雅黑" w:hAnsi="微软雅黑" w:eastAsia="微软雅黑"/>
+          <w:color w:val="222A33"/>
+          <w:sz w:val="22"/>
+        </w:rPr>
+        <w:t>上海投资机构与产业资本反馈关注点</w:t>
+      </w:r>
+    </w:p>
+    <w:p>
+      <w:pPr>
+        <w:pStyle w:val="ListBullet"/>
+        <w:spacing w:after="60"/>
+      </w:pPr>
+      <w:r>
+        <w:rPr>
+          <w:rFonts w:ascii="微软雅黑" w:hAnsi="微软雅黑" w:eastAsia="微软雅黑"/>
+          <w:color w:val="222A33"/>
+          <w:sz w:val="22"/>
+        </w:rPr>
+        <w:t>建立项目信息互通与后续尽调通道</w:t>
+      </w:r>
+    </w:p>
+    <w:p>
+      <w:r>
+        <w:br w:type="page"/>
+      </w:r>
+    </w:p>
+    <w:p>
+      <w:pPr>
+        <w:spacing w:before="280" w:after="160"/>
+      </w:pPr>
+      <w:r>
+        <w:rPr>
+          <w:rFonts w:ascii="微软雅黑" w:hAnsi="微软雅黑" w:eastAsia="微软雅黑"/>
+          <w:b/>
+          <w:color w:val="0B3D5C"/>
+          <w:sz w:val="32"/>
+        </w:rPr>
+        <w:t>六、时间安排建议</w:t>
       </w:r>
     </w:p>
     <w:p>
@@ -1043,7 +2182,7 @@
           <w:color w:val="5A636E"/>
           <w:sz w:val="22"/>
         </w:rPr>
-        <w:t>最终日期由组织方与接待单位协商确定，建议提前 3–4 周锁定。</w:t>
+        <w:t>最终日期由组织方与接待单位协商确定，建议提前 3–4 周锁定；港口与工厂参访需预留审批时间。</w:t>
       </w:r>
     </w:p>
     <w:p>
@@ -1057,7 +2196,7 @@
           <w:color w:val="0B3D5C"/>
           <w:sz w:val="27"/>
         </w:rPr>
-        <w:t>5.1 行程深度选项</w:t>
+        <w:t>6.1 行程深度选项</w:t>
       </w:r>
     </w:p>
     <w:tbl>
@@ -1170,7 +2309,7 @@
                 <w:color w:val="222A33"/>
                 <w:sz w:val="21"/>
               </w:rPr>
-              <w:t>适合时间紧张、聚焦港口 + 园区 + 座谈</w:t>
+              <w:t>港口核心点 + 一家智造标杆 + 政策座谈</w:t>
             </w:r>
           </w:p>
         </w:tc>
@@ -1220,7 +2359,7 @@
                 <w:color w:val="222A33"/>
                 <w:sz w:val="21"/>
               </w:rPr>
-              <w:t>增加特色企业参访、投洽对接与非正式交流</w:t>
+              <w:t>港口双点位 + 企业深访 + 孵化落地 + 投洽</w:t>
             </w:r>
           </w:p>
         </w:tc>
@@ -1249,7 +2388,7 @@
           <w:color w:val="0B3D5C"/>
           <w:sz w:val="27"/>
         </w:rPr>
-        <w:t>5.2 建议窗口</w:t>
+        <w:t>6.2 建议窗口</w:t>
       </w:r>
     </w:p>
     <w:p>
@@ -1305,7 +2444,7 @@
           <w:color w:val="0B3D5C"/>
           <w:sz w:val="32"/>
         </w:rPr>
-        <w:t>六、建议行程方案</w:t>
+        <w:t>七、建议行程方案（已嵌入精选点位与互动链接）</w:t>
       </w:r>
     </w:p>
     <w:p>
@@ -1319,7 +2458,7 @@
           <w:b w:val="0"/>
           <w:sz w:val="23"/>
         </w:rPr>
-        <w:t>以下为建议框架，具体参访点、座谈主题与时段可由双方根据接待条件微调。推荐采用「方案 B · 两日深度行」。</w:t>
+        <w:t>以下行程已嵌入第五节筛选点位与四大互动链接，具体开放范围可由双方按接待条件微调。推荐采用「方案 B · 两日深度行」。</w:t>
       </w:r>
     </w:p>
     <w:p>
@@ -1333,7 +2472,7 @@
           <w:color w:val="0B3D5C"/>
           <w:sz w:val="27"/>
         </w:rPr>
-        <w:t>6.1 第一日（精华行程，一日行至此结束）</w:t>
+        <w:t>7.1 第一日（精华行程，一日行至此结束）</w:t>
       </w:r>
     </w:p>
     <w:tbl>
@@ -1430,7 +2569,7 @@
                 <w:color w:val="222A33"/>
                 <w:sz w:val="21"/>
               </w:rPr>
-              <w:t>上海出发 → 宁波经开区</w:t>
+              <w:t>上海出发 → 宁波经开区（北仑）</w:t>
             </w:r>
           </w:p>
         </w:tc>
@@ -1496,7 +2635,7 @@
                 <w:color w:val="222A33"/>
                 <w:sz w:val="21"/>
               </w:rPr>
-              <w:t>接待单位致辞，发放手册与日程</w:t>
+              <w:t>投促局致辞，发放手册与精选点位导览</w:t>
             </w:r>
           </w:p>
         </w:tc>
@@ -1546,7 +2685,7 @@
                 <w:color w:val="222A33"/>
                 <w:sz w:val="21"/>
               </w:rPr>
-              <w:t>主导产业、载体资源、支持政策宣讲</w:t>
+              <w:t>主导产业、甬江科创区、载体与政策</w:t>
             </w:r>
           </w:p>
         </w:tc>
@@ -1564,7 +2703,7 @@
                 <w:color w:val="222A33"/>
                 <w:sz w:val="21"/>
               </w:rPr>
-              <w:t>12:00–13:30</w:t>
+              <w:t>12:00–13:20</w:t>
             </w:r>
           </w:p>
         </w:tc>
@@ -1596,7 +2735,7 @@
                 <w:color w:val="222A33"/>
                 <w:sz w:val="21"/>
               </w:rPr>
-              <w:t>与投促干部、企业代表交流</w:t>
+              <w:t>与投促干部、企业代表破冰交流</w:t>
             </w:r>
           </w:p>
         </w:tc>
@@ -1614,7 +2753,7 @@
                 <w:color w:val="222A33"/>
                 <w:sz w:val="21"/>
               </w:rPr>
-              <w:t>13:30–15:30</w:t>
+              <w:t>13:30–15:00</w:t>
             </w:r>
           </w:p>
         </w:tc>
@@ -1630,7 +2769,7 @@
                 <w:color w:val="222A33"/>
                 <w:sz w:val="21"/>
               </w:rPr>
-              <w:t>宁波港 / 临港片区参访</w:t>
+              <w:t>穿山港区 · 北三集司展厅 + 观景平台</w:t>
             </w:r>
           </w:p>
         </w:tc>
@@ -1646,7 +2785,7 @@
                 <w:color w:val="222A33"/>
                 <w:sz w:val="21"/>
               </w:rPr>
-              <w:t>港口枢纽、物流与临港产业现场讲解</w:t>
+              <w:t>世界级集装箱枢纽与智慧港口体验</w:t>
             </w:r>
           </w:p>
         </w:tc>
@@ -1664,7 +2803,7 @@
                 <w:color w:val="222A33"/>
                 <w:sz w:val="21"/>
               </w:rPr>
-              <w:t>15:45–17:15</w:t>
+              <w:t>15:20–16:20</w:t>
             </w:r>
           </w:p>
         </w:tc>
@@ -1680,7 +2819,7 @@
                 <w:color w:val="222A33"/>
                 <w:sz w:val="21"/>
               </w:rPr>
-              <w:t>特色企业 / 科技园区参访</w:t>
+              <w:t>环球航运广场 · 宁波舟山港展示厅</w:t>
             </w:r>
           </w:p>
         </w:tc>
@@ -1696,7 +2835,7 @@
                 <w:color w:val="222A33"/>
                 <w:sz w:val="21"/>
               </w:rPr>
-              <w:t>先进制造、新材料或数字经济标杆企业</w:t>
+              <w:t>港航全景认知 + 港航供应链圆桌（链接一）</w:t>
             </w:r>
           </w:p>
         </w:tc>
@@ -1714,7 +2853,7 @@
                 <w:color w:val="222A33"/>
                 <w:sz w:val="21"/>
               </w:rPr>
-              <w:t>17:30–18:30</w:t>
+              <w:t>16:40–18:00</w:t>
             </w:r>
           </w:p>
         </w:tc>
@@ -1730,7 +2869,7 @@
                 <w:color w:val="222A33"/>
                 <w:sz w:val="21"/>
               </w:rPr>
-              <w:t>座谈交流 · 合作意向对接</w:t>
+              <w:t>海天智能制造基地 / 精密产业园</w:t>
             </w:r>
           </w:p>
         </w:tc>
@@ -1746,7 +2885,7 @@
                 <w:color w:val="222A33"/>
                 <w:sz w:val="21"/>
               </w:rPr>
-              <w:t>招商引资、产业导入、孵化与投资议题</w:t>
+              <w:t>智能工厂参访 + 供需对接（链接二）</w:t>
             </w:r>
           </w:p>
         </w:tc>
@@ -1764,7 +2903,7 @@
                 <w:color w:val="222A33"/>
                 <w:sz w:val="21"/>
               </w:rPr>
-              <w:t>18:30 后</w:t>
+              <w:t>18:20 后</w:t>
             </w:r>
           </w:p>
         </w:tc>
@@ -1780,7 +2919,7 @@
                 <w:color w:val="222A33"/>
                 <w:sz w:val="21"/>
               </w:rPr>
-              <w:t>返程或晚宴（视方案）</w:t>
+              <w:t>返程或欢迎晚宴</w:t>
             </w:r>
           </w:p>
         </w:tc>
@@ -1796,7 +2935,7 @@
                 <w:color w:val="222A33"/>
                 <w:sz w:val="21"/>
               </w:rPr>
-              <w:t>一日行返沪；两日行安排欢迎晚宴</w:t>
+              <w:t>一日行返沪；两日行晚宴深化非正式交流</w:t>
             </w:r>
           </w:p>
         </w:tc>
@@ -1825,7 +2964,7 @@
           <w:color w:val="0B3D5C"/>
           <w:sz w:val="27"/>
         </w:rPr>
-        <w:t>6.2 第二日（两日行加深对接，推荐）</w:t>
+        <w:t>7.2 第二日（两日行加深对接，推荐）</w:t>
       </w:r>
     </w:p>
     <w:tbl>
@@ -1922,7 +3061,7 @@
                 <w:color w:val="222A33"/>
                 <w:sz w:val="21"/>
               </w:rPr>
-              <w:t>科技孵化载体参访</w:t>
+              <w:t>开发区科技创业园 2.0 / 甬江科创区北仑片</w:t>
             </w:r>
           </w:p>
         </w:tc>
@@ -1938,7 +3077,7 @@
                 <w:color w:val="222A33"/>
                 <w:sz w:val="21"/>
               </w:rPr>
-              <w:t>孵化器 / 加速器 / 特色产业园</w:t>
+              <w:t>孵化载体参访 + 落地工作坊（链接三）</w:t>
             </w:r>
           </w:p>
         </w:tc>
@@ -1956,7 +3095,7 @@
                 <w:color w:val="222A33"/>
                 <w:sz w:val="21"/>
               </w:rPr>
-              <w:t>10:45–12:00</w:t>
+              <w:t>10:45–12:15</w:t>
             </w:r>
           </w:p>
         </w:tc>
@@ -1972,7 +3111,7 @@
                 <w:color w:val="222A33"/>
                 <w:sz w:val="21"/>
               </w:rPr>
-              <w:t>第二家特色企业深度交流</w:t>
+              <w:t>极氪梅山智慧工厂（或吉利新能源载体）</w:t>
             </w:r>
           </w:p>
         </w:tc>
@@ -1988,7 +3127,7 @@
                 <w:color w:val="222A33"/>
                 <w:sz w:val="21"/>
               </w:rPr>
-              <w:t>产能、技术与合作场景对接</w:t>
+              <w:t>新能源智造现场 + 产业生态对话</w:t>
             </w:r>
           </w:p>
         </w:tc>
@@ -2006,7 +3145,7 @@
                 <w:color w:val="222A33"/>
                 <w:sz w:val="21"/>
               </w:rPr>
-              <w:t>12:00–13:30</w:t>
+              <w:t>12:15–13:30</w:t>
             </w:r>
           </w:p>
         </w:tc>
@@ -2038,7 +3177,7 @@
                 <w:color w:val="222A33"/>
                 <w:sz w:val="21"/>
               </w:rPr>
-              <w:t>分组交流</w:t>
+              <w:t>分组交流：制造配套 / 出海 / 投资</w:t>
             </w:r>
           </w:p>
         </w:tc>
@@ -2056,7 +3195,57 @@
                 <w:color w:val="222A33"/>
                 <w:sz w:val="21"/>
               </w:rPr>
-              <w:t>13:30–15:30</w:t>
+              <w:t>13:45–15:15</w:t>
+            </w:r>
+          </w:p>
+        </w:tc>
+        <w:tc>
+          <w:tcPr>
+            <w:tcW w:type="dxa" w:w="3097"/>
+          </w:tcPr>
+          <w:p>
+            <w:r>
+              <w:rPr>
+                <w:rFonts w:ascii="微软雅黑" w:hAnsi="微软雅黑" w:eastAsia="微软雅黑"/>
+                <w:b w:val="0"/>
+                <w:color w:val="222A33"/>
+                <w:sz w:val="21"/>
+              </w:rPr>
+              <w:t>拓普 / 东方电缆（二选一深访）或梅山港区</w:t>
+            </w:r>
+          </w:p>
+        </w:tc>
+        <w:tc>
+          <w:tcPr>
+            <w:tcW w:type="dxa" w:w="3097"/>
+          </w:tcPr>
+          <w:p>
+            <w:r>
+              <w:rPr>
+                <w:rFonts w:ascii="微软雅黑" w:hAnsi="微软雅黑" w:eastAsia="微软雅黑"/>
+                <w:b w:val="0"/>
+                <w:color w:val="222A33"/>
+                <w:sz w:val="21"/>
+              </w:rPr>
+              <w:t>硬科技深访或绿色港口能力补充</w:t>
+            </w:r>
+          </w:p>
+        </w:tc>
+      </w:tr>
+      <w:tr>
+        <w:tc>
+          <w:tcPr>
+            <w:tcW w:type="dxa" w:w="3097"/>
+          </w:tcPr>
+          <w:p>
+            <w:r>
+              <w:rPr>
+                <w:rFonts w:ascii="微软雅黑" w:hAnsi="微软雅黑" w:eastAsia="微软雅黑"/>
+                <w:b w:val="0"/>
+                <w:color w:val="222A33"/>
+                <w:sz w:val="21"/>
+              </w:rPr>
+              <w:t>15:30–17:00</w:t>
             </w:r>
           </w:p>
         </w:tc>
@@ -2088,7 +3277,7 @@
                 <w:color w:val="222A33"/>
                 <w:sz w:val="21"/>
               </w:rPr>
-              <w:t>项目路演或一对一对接（可选）</w:t>
+              <w:t>路演或 1v1（链接四）</w:t>
             </w:r>
           </w:p>
         </w:tc>
@@ -2106,7 +3295,7 @@
                 <w:color w:val="222A33"/>
                 <w:sz w:val="21"/>
               </w:rPr>
-              <w:t>15:30–16:30</w:t>
+              <w:t>17:00–17:40</w:t>
             </w:r>
           </w:p>
         </w:tc>
@@ -2156,7 +3345,7 @@
                 <w:color w:val="222A33"/>
                 <w:sz w:val="21"/>
               </w:rPr>
-              <w:t>16:30 后</w:t>
+              <w:t>17:40 后</w:t>
             </w:r>
           </w:p>
         </w:tc>
@@ -2188,7 +3377,7 @@
                 <w:color w:val="222A33"/>
                 <w:sz w:val="21"/>
               </w:rPr>
-              <w:t>行程结束</w:t>
+              <w:t>行程结束；港口博物馆可作为弹性插空选配</w:t>
             </w:r>
           </w:p>
         </w:tc>
@@ -2217,7 +3406,7 @@
           <w:color w:val="0B3D5C"/>
           <w:sz w:val="27"/>
         </w:rPr>
-        <w:t>6.3 建议参访与对接点</w:t>
+        <w:t>7.3 参访资源总表（请贵局协助勾选协调）</w:t>
       </w:r>
     </w:p>
     <w:tbl>
@@ -2262,7 +3451,7 @@
                 <w:color w:val="FFFFFF"/>
                 <w:sz w:val="21"/>
               </w:rPr>
-              <w:t>交流重点</w:t>
+              <w:t>定位与重点</w:t>
             </w:r>
           </w:p>
         </w:tc>
@@ -2280,7 +3469,7 @@
                 <w:color w:val="222A33"/>
                 <w:sz w:val="21"/>
               </w:rPr>
-              <w:t>宁波港相关设施 / 展示中心</w:t>
+              <w:t>穿山港区 · 北三集司（展厅+观景）</w:t>
             </w:r>
           </w:p>
         </w:tc>
@@ -2296,7 +3485,7 @@
                 <w:color w:val="222A33"/>
                 <w:sz w:val="21"/>
               </w:rPr>
-              <w:t>港口枢纽能力、开放平台与航运服务</w:t>
+              <w:t>核心必看 · 港口枢纽与智慧作业</w:t>
             </w:r>
           </w:p>
         </w:tc>
@@ -2314,7 +3503,7 @@
                 <w:color w:val="222A33"/>
                 <w:sz w:val="21"/>
               </w:rPr>
-              <w:t>宁波经济技术开发区重点产业园区</w:t>
+              <w:t>环球航运广场 · 舟山港展示厅</w:t>
             </w:r>
           </w:p>
         </w:tc>
@@ -2330,7 +3519,7 @@
                 <w:color w:val="222A33"/>
                 <w:sz w:val="21"/>
               </w:rPr>
-              <w:t>主导产业集聚区、标准厂房与科创载体</w:t>
+              <w:t>核心必看 · 港航服务与圆桌对接</w:t>
             </w:r>
           </w:p>
         </w:tc>
@@ -2348,7 +3537,7 @@
                 <w:color w:val="222A33"/>
                 <w:sz w:val="21"/>
               </w:rPr>
-              <w:t>当地特色先进制造 / 新材料企业</w:t>
+              <w:t>海天智能制造 / 精密产业园</w:t>
             </w:r>
           </w:p>
         </w:tc>
@@ -2364,7 +3553,7 @@
                 <w:color w:val="222A33"/>
                 <w:sz w:val="21"/>
               </w:rPr>
-              <w:t>产能、供应链与沪企合作场景</w:t>
+              <w:t>核心必看 · 装备智造与供需对接</w:t>
             </w:r>
           </w:p>
         </w:tc>
@@ -2382,7 +3571,7 @@
                 <w:color w:val="222A33"/>
                 <w:sz w:val="21"/>
               </w:rPr>
-              <w:t>科技企业孵化器 / 加速器</w:t>
+              <w:t>科技创业园 2.0 / 甬江科创区北仑片</w:t>
             </w:r>
           </w:p>
         </w:tc>
@@ -2398,7 +3587,7 @@
                 <w:color w:val="222A33"/>
                 <w:sz w:val="21"/>
               </w:rPr>
-              <w:t>孵化体系、优惠政策与落地服务</w:t>
+              <w:t>核心必看 · 孵化落地与政策答疑</w:t>
             </w:r>
           </w:p>
         </w:tc>
@@ -2416,7 +3605,7 @@
                 <w:color w:val="222A33"/>
                 <w:sz w:val="21"/>
               </w:rPr>
-              <w:t>投促座谈与项目对接会场</w:t>
+              <w:t>极氪梅山智慧工厂（或吉利新能源）</w:t>
             </w:r>
           </w:p>
         </w:tc>
@@ -2432,7 +3621,109 @@
                 <w:color w:val="222A33"/>
                 <w:sz w:val="21"/>
               </w:rPr>
-              <w:t>政策宣讲、企业交流与投洽对接</w:t>
+              <w:t>核心必看 · 新能源智造与产业生态</w:t>
+            </w:r>
+          </w:p>
+        </w:tc>
+      </w:tr>
+      <w:tr>
+        <w:tc>
+          <w:tcPr>
+            <w:tcW w:type="dxa" w:w="4646"/>
+          </w:tcPr>
+          <w:p>
+            <w:r>
+              <w:rPr>
+                <w:rFonts w:ascii="微软雅黑" w:hAnsi="微软雅黑" w:eastAsia="微软雅黑"/>
+                <w:b w:val="0"/>
+                <w:color w:val="222A33"/>
+                <w:sz w:val="21"/>
+              </w:rPr>
+              <w:t>拓普集团 或 东方电缆</w:t>
+            </w:r>
+          </w:p>
+        </w:tc>
+        <w:tc>
+          <w:tcPr>
+            <w:tcW w:type="dxa" w:w="4646"/>
+          </w:tcPr>
+          <w:p>
+            <w:r>
+              <w:rPr>
+                <w:rFonts w:ascii="微软雅黑" w:hAnsi="微软雅黑" w:eastAsia="微软雅黑"/>
+                <w:b w:val="0"/>
+                <w:color w:val="222A33"/>
+                <w:sz w:val="21"/>
+              </w:rPr>
+              <w:t>推荐加深 · 硬科技深访二选一</w:t>
+            </w:r>
+          </w:p>
+        </w:tc>
+      </w:tr>
+      <w:tr>
+        <w:tc>
+          <w:tcPr>
+            <w:tcW w:type="dxa" w:w="4646"/>
+          </w:tcPr>
+          <w:p>
+            <w:r>
+              <w:rPr>
+                <w:rFonts w:ascii="微软雅黑" w:hAnsi="微软雅黑" w:eastAsia="微软雅黑"/>
+                <w:b w:val="0"/>
+                <w:color w:val="222A33"/>
+                <w:sz w:val="21"/>
+              </w:rPr>
+              <w:t>梅山港区（绿色港口 / LNG）</w:t>
+            </w:r>
+          </w:p>
+        </w:tc>
+        <w:tc>
+          <w:tcPr>
+            <w:tcW w:type="dxa" w:w="4646"/>
+          </w:tcPr>
+          <w:p>
+            <w:r>
+              <w:rPr>
+                <w:rFonts w:ascii="微软雅黑" w:hAnsi="微软雅黑" w:eastAsia="微软雅黑"/>
+                <w:b w:val="0"/>
+                <w:color w:val="222A33"/>
+                <w:sz w:val="21"/>
+              </w:rPr>
+              <w:t>推荐加深 · 与极氪行程就近串联</w:t>
+            </w:r>
+          </w:p>
+        </w:tc>
+      </w:tr>
+      <w:tr>
+        <w:tc>
+          <w:tcPr>
+            <w:tcW w:type="dxa" w:w="4646"/>
+          </w:tcPr>
+          <w:p>
+            <w:r>
+              <w:rPr>
+                <w:rFonts w:ascii="微软雅黑" w:hAnsi="微软雅黑" w:eastAsia="微软雅黑"/>
+                <w:b w:val="0"/>
+                <w:color w:val="222A33"/>
+                <w:sz w:val="21"/>
+              </w:rPr>
+              <w:t>中国港口博物馆（梅山湾）</w:t>
+            </w:r>
+          </w:p>
+        </w:tc>
+        <w:tc>
+          <w:tcPr>
+            <w:tcW w:type="dxa" w:w="4646"/>
+          </w:tcPr>
+          <w:p>
+            <w:r>
+              <w:rPr>
+                <w:rFonts w:ascii="微软雅黑" w:hAnsi="微软雅黑" w:eastAsia="微软雅黑"/>
+                <w:b w:val="0"/>
+                <w:color w:val="222A33"/>
+                <w:sz w:val="21"/>
+              </w:rPr>
+              <w:t>文化选配 · 港口叙事与传播素材</w:t>
             </w:r>
           </w:p>
         </w:tc>
@@ -2461,7 +3752,7 @@
           <w:color w:val="0B3D5C"/>
           <w:sz w:val="32"/>
         </w:rPr>
-        <w:t>七、预期成果与长效合作</w:t>
+        <w:t>八、预期成果与长效合作</w:t>
       </w:r>
     </w:p>
     <w:p>
@@ -2475,7 +3766,7 @@
           <w:color w:val="0B3D5C"/>
           <w:sz w:val="27"/>
         </w:rPr>
-        <w:t>7.1 本次预期成果</w:t>
+        <w:t>8.1 本次预期成果</w:t>
       </w:r>
     </w:p>
     <w:p>
@@ -2489,7 +3780,7 @@
           <w:color w:val="222A33"/>
           <w:sz w:val="22"/>
         </w:rPr>
-        <w:t>形成《宁波港及经开区考察交流纪要》与参访影像资料。</w:t>
+        <w:t>形成《宁波港精选点位考察纪要》与参访影像资料（含港口 / 企业现场要点）。</w:t>
       </w:r>
     </w:p>
     <w:p>
@@ -2503,7 +3794,7 @@
           <w:color w:val="222A33"/>
           <w:sz w:val="22"/>
         </w:rPr>
-        <w:t>形成企业 / 投资机构合作意向清单（项目线索库），明确责任人与跟进节点。</w:t>
+        <w:t>形成“港航供应链 / 智能制造配套 / 孵化落地 / 投融资”四类合作意向清单，明确责任人与跟进节点。</w:t>
       </w:r>
     </w:p>
     <w:p>
@@ -2517,7 +3808,7 @@
           <w:color w:val="222A33"/>
           <w:sz w:val="22"/>
         </w:rPr>
-        <w:t>推动 1–若干个可落地合作事项：企业考察回访、设立分支、产能合作、孵化入驻或投融资对接。</w:t>
+        <w:t>推动 1–若干个可落地事项：用港与供应链优化、企业考察回访、分支或产能落地、孵化入驻、投融资对接。</w:t>
       </w:r>
     </w:p>
     <w:p>
@@ -2545,7 +3836,7 @@
           <w:color w:val="0B3D5C"/>
           <w:sz w:val="27"/>
         </w:rPr>
-        <w:t>7.2 长效合作设想</w:t>
+        <w:t>8.2 长效合作设想</w:t>
       </w:r>
     </w:p>
     <w:p>
@@ -2559,7 +3850,7 @@
           <w:color w:val="222A33"/>
           <w:sz w:val="22"/>
         </w:rPr>
-        <w:t>机制共建：探索“沪甬科技企业家定期互访 + 专题投促日”常态机制</w:t>
+        <w:t>机制共建：探索“沪甬科技企业家定期互访 + 港口 / 产业专题投促日”常态机制</w:t>
       </w:r>
     </w:p>
     <w:p>
@@ -2573,7 +3864,7 @@
           <w:color w:val="222A33"/>
           <w:sz w:val="22"/>
         </w:rPr>
-        <w:t>项目共推：共同筛选适配开发区产业方向的上海企业与校友项目</w:t>
+        <w:t>项目共推：共同筛选适配开发区产业方向的上海企业与校友项目，对接科技创业园与科创飞地</w:t>
       </w:r>
     </w:p>
     <w:p>
@@ -2601,7 +3892,7 @@
           <w:color w:val="222A33"/>
           <w:sz w:val="22"/>
         </w:rPr>
-        <w:t>品牌联动：在合规前提下开展联合活动、联合发布与案例宣传</w:t>
+        <w:t>港产联动：以宁波港为纽带，持续组织外贸、物流科技与临港制造专题对接</w:t>
       </w:r>
     </w:p>
     <w:p>
@@ -2615,7 +3906,7 @@
           <w:color w:val="0B3D5C"/>
           <w:sz w:val="32"/>
         </w:rPr>
-        <w:t>八、恳请接待单位支持事项</w:t>
+        <w:t>九、恳请接待单位支持事项</w:t>
       </w:r>
     </w:p>
     <w:p>
@@ -2726,7 +4017,7 @@
                 <w:color w:val="222A33"/>
                 <w:sz w:val="21"/>
               </w:rPr>
-              <w:t>港口与企业协调</w:t>
+              <w:t>港口点位协调</w:t>
             </w:r>
           </w:p>
         </w:tc>
@@ -2742,7 +4033,7 @@
                 <w:color w:val="222A33"/>
                 <w:sz w:val="21"/>
               </w:rPr>
-              <w:t>协助安排宁波港参访及 2–4 家当地特色企业 / 园区开放接待</w:t>
+              <w:t>协助对接穿山港区（北三集司）、环球航运广场展示厅；视情况安排梅山港区</w:t>
             </w:r>
           </w:p>
         </w:tc>
@@ -2760,7 +4051,7 @@
                 <w:color w:val="222A33"/>
                 <w:sz w:val="21"/>
               </w:rPr>
-              <w:t>政策与载体介绍</w:t>
+              <w:t>标杆企业协调</w:t>
             </w:r>
           </w:p>
         </w:tc>
@@ -2776,7 +4067,7 @@
                 <w:color w:val="222A33"/>
                 <w:sz w:val="21"/>
               </w:rPr>
-              <w:t>安排招商政策、产业规划与可用载体的专题介绍</w:t>
+              <w:t>协助联系海天、极氪（或吉利新能源）、拓普 / 东方电缆等 2–3 家开放接待</w:t>
             </w:r>
           </w:p>
         </w:tc>
@@ -2794,7 +4085,7 @@
                 <w:color w:val="222A33"/>
                 <w:sz w:val="21"/>
               </w:rPr>
-              <w:t>座谈与投洽组织</w:t>
+              <w:t>孵化载体安排</w:t>
             </w:r>
           </w:p>
         </w:tc>
@@ -2810,7 +4101,41 @@
                 <w:color w:val="222A33"/>
                 <w:sz w:val="21"/>
               </w:rPr>
-              <w:t>视日程安排组织投促干部、企业与投资相关方座谈或闭门对接</w:t>
+              <w:t>安排科技创业园 2.0 或甬江科创区北仑片区参观与政策答疑</w:t>
+            </w:r>
+          </w:p>
+        </w:tc>
+      </w:tr>
+      <w:tr>
+        <w:tc>
+          <w:tcPr>
+            <w:tcW w:type="dxa" w:w="4646"/>
+          </w:tcPr>
+          <w:p>
+            <w:r>
+              <w:rPr>
+                <w:rFonts w:ascii="微软雅黑" w:hAnsi="微软雅黑" w:eastAsia="微软雅黑"/>
+                <w:b w:val="0"/>
+                <w:color w:val="222A33"/>
+                <w:sz w:val="21"/>
+              </w:rPr>
+              <w:t>互动环节组织</w:t>
+            </w:r>
+          </w:p>
+        </w:tc>
+        <w:tc>
+          <w:tcPr>
+            <w:tcW w:type="dxa" w:w="4646"/>
+          </w:tcPr>
+          <w:p>
+            <w:r>
+              <w:rPr>
+                <w:rFonts w:ascii="微软雅黑" w:hAnsi="微软雅黑" w:eastAsia="微软雅黑"/>
+                <w:b w:val="0"/>
+                <w:color w:val="222A33"/>
+                <w:sz w:val="21"/>
+              </w:rPr>
+              <w:t>配合组织港航圆桌、制造对接、落地工作坊及（可选）投洽会</w:t>
             </w:r>
           </w:p>
         </w:tc>
@@ -2844,7 +4169,7 @@
                 <w:color w:val="222A33"/>
                 <w:sz w:val="21"/>
               </w:rPr>
-              <w:t>提供开发区简介、产业图谱、招商手册及可公开的项目信息（如有）</w:t>
+              <w:t>提供开发区简介、产业图谱、招商手册及可公开的项目信息</w:t>
             </w:r>
           </w:p>
         </w:tc>
@@ -2878,7 +4203,7 @@
                 <w:color w:val="222A33"/>
                 <w:sz w:val="21"/>
               </w:rPr>
-              <w:t>就 8–10 月窗口内具体日期、参访点与人数上限给予反馈建议</w:t>
+              <w:t>就 8–10 月窗口、各点位接待容量与审批周期给予反馈</w:t>
             </w:r>
           </w:p>
         </w:tc>
@@ -2907,7 +4232,7 @@
           <w:color w:val="0B3D5C"/>
           <w:sz w:val="32"/>
         </w:rPr>
-        <w:t>九、费用与分工原则</w:t>
+        <w:t>十、费用与分工原则</w:t>
       </w:r>
     </w:p>
     <w:p>
@@ -2949,6 +4274,20 @@
           <w:color w:val="222A33"/>
           <w:sz w:val="22"/>
         </w:rPr>
+        <w:t>港口与工厂参访如需专项讲解或安保配合，由接待单位协助对接，费用按惯例协商。</w:t>
+      </w:r>
+    </w:p>
+    <w:p>
+      <w:pPr>
+        <w:pStyle w:val="ListBullet"/>
+        <w:spacing w:after="60"/>
+      </w:pPr>
+      <w:r>
+        <w:rPr>
+          <w:rFonts w:ascii="微软雅黑" w:hAnsi="微软雅黑" w:eastAsia="微软雅黑"/>
+          <w:color w:val="222A33"/>
+          <w:sz w:val="22"/>
+        </w:rPr>
         <w:t>专项投洽、路演或大型对接如需额外场地与服务，双方提前确认费用分担。</w:t>
       </w:r>
     </w:p>
@@ -2963,7 +4302,7 @@
           <w:color w:val="0B3D5C"/>
           <w:sz w:val="32"/>
         </w:rPr>
-        <w:t>十、下一步工作安排</w:t>
+        <w:t>十一、下一步工作安排</w:t>
       </w:r>
     </w:p>
     <w:tbl>
@@ -3060,7 +4399,7 @@
                 <w:color w:val="222A33"/>
                 <w:sz w:val="21"/>
               </w:rPr>
-              <w:t>② 对接沟通</w:t>
+              <w:t>② 点位确认</w:t>
             </w:r>
           </w:p>
         </w:tc>
@@ -3076,7 +4415,7 @@
                 <w:color w:val="222A33"/>
                 <w:sz w:val="21"/>
               </w:rPr>
-              <w:t>双方确定窗口日期、行程深度（一日 / 两日）与参访意向点</w:t>
+              <w:t>双方勾选港口 / 企业 / 孵化核心点位，确认可开放接待对象</w:t>
             </w:r>
           </w:p>
         </w:tc>
@@ -3094,7 +4433,7 @@
                 <w:color w:val="222A33"/>
                 <w:sz w:val="21"/>
               </w:rPr>
-              <w:t>③ 人员确认</w:t>
+              <w:t>③ 人员与需求</w:t>
             </w:r>
           </w:p>
         </w:tc>
@@ -3110,7 +4449,7 @@
                 <w:color w:val="222A33"/>
                 <w:sz w:val="21"/>
               </w:rPr>
-              <w:t>组织方提交初步名单与需求问卷；接待单位反馈接待容量</w:t>
+              <w:t>组织方提交名单及“用港 / 落地 / 投资”三类需求问卷</w:t>
             </w:r>
           </w:p>
         </w:tc>
@@ -3144,7 +4483,7 @@
                 <w:color w:val="222A33"/>
                 <w:sz w:val="21"/>
               </w:rPr>
-              <w:t>形成最终日程、参访企业名单与对接会议安排</w:t>
+              <w:t>形成最终日程、互动环节主持人与对接会议安排</w:t>
             </w:r>
           </w:p>
         </w:tc>
@@ -3178,7 +4517,7 @@
                 <w:color w:val="222A33"/>
                 <w:sz w:val="21"/>
               </w:rPr>
-              <w:t>完成考察交流，一周内形成纪要与线索跟进表</w:t>
+              <w:t>完成考察交流，一周内形成纪要与四类线索跟进表</w:t>
             </w:r>
           </w:p>
         </w:tc>
@@ -3235,7 +4574,7 @@
           <w:b w:val="0"/>
           <w:sz w:val="23"/>
         </w:rPr>
-        <w:t>诚挚邀请宁波经济技术开发区投资促进局给予指导与支持。期待以本次考察为起点，推动复旦校友、上海科技企业家与宁波经开区在招商引资、科技孵化、产业导入及 PE/VC、CVC 投资等领域的务实合作，共促沪甬高质量发展。</w:t>
+        <w:t>诚挚邀请宁波经济技术开发区投资促进局给予指导与支持。期待以精选港口点位与特色企业参访为起点，推动复旦校友、上海科技企业家与宁波经开区在招商引资、科技孵化、产业导入及 PE/VC、CVC 投资等领域形成可持续的沟通与合作。</w:t>
       </w:r>
     </w:p>
     <w:p>
